--- a/worlds/ondina-vasquell/phase-3-build-task-artifacts/platform/task8/current/started_concurrent_stay_review_05222026.docx
+++ b/worlds/ondina-vasquell/phase-3-build-task-artifacts/platform/task8/current/started_concurrent_stay_review_05222026.docx
@@ -2,418 +2,552 @@
 <file path=word/document.xml><?xml version="1.0" encoding="utf-8"?>
 <w:document xmlns:wpc="http://schemas.microsoft.com/office/word/2010/wordprocessingCanvas" xmlns:mo="http://schemas.microsoft.com/office/mac/office/2008/main" xmlns:mc="http://schemas.openxmlformats.org/markup-compatibility/2006" xmlns:mv="urn:schemas-microsoft-com:mac:vml" xmlns:o="urn:schemas-microsoft-com:office:office" xmlns:r="http://schemas.openxmlformats.org/officeDocument/2006/relationships" xmlns:m="http://schemas.openxmlformats.org/officeDocument/2006/math" xmlns:v="urn:schemas-microsoft-com:vml" xmlns:wp14="http://schemas.microsoft.com/office/word/2010/wordprocessingDrawing" xmlns:wp="http://schemas.openxmlformats.org/drawingml/2006/wordprocessingDrawing" xmlns:w10="urn:schemas-microsoft-com:office:word" xmlns:w="http://schemas.openxmlformats.org/wordprocessingml/2006/main" xmlns:w14="http://schemas.microsoft.com/office/word/2010/wordml" xmlns:wpg="http://schemas.microsoft.com/office/word/2010/wordprocessingGroup" xmlns:wpi="http://schemas.microsoft.com/office/word/2010/wordprocessingInk" xmlns:wne="http://schemas.microsoft.com/office/word/2006/wordml" xmlns:wps="http://schemas.microsoft.com/office/word/2010/wordprocessingShape" mc:Ignorable="w14 wp14">
   <w:body>
+    <w:tbl>
+      <w:tblPr>
+        <w:tblW w:type="auto" w:w="0"/>
+        <w:tblLook w:firstColumn="1" w:firstRow="1" w:lastColumn="0" w:lastRow="0" w:noHBand="0" w:noVBand="1" w:val="04A0"/>
+        <w:tblBorders>
+          <w:top w:val="none"/>
+          <w:left w:val="none"/>
+          <w:bottom w:val="none"/>
+          <w:right w:val="none"/>
+          <w:insideH w:val="none"/>
+          <w:insideV w:val="none"/>
+        </w:tblBorders>
+      </w:tblPr>
+      <w:tblGrid>
+        <w:gridCol w:w="5184"/>
+        <w:gridCol w:w="5184"/>
+      </w:tblGrid>
+      <w:tr>
+        <w:tc>
+          <w:tcPr>
+            <w:tcW w:type="dxa" w:w="5184"/>
+          </w:tcPr>
+          <w:p>
+            <w:r>
+              <w:rPr>
+                <w:rFonts w:ascii="Arial" w:hAnsi="Arial"/>
+                <w:b/>
+                <w:i w:val="0"/>
+                <w:color w:val="1F3864"/>
+                <w:sz w:val="22"/>
+              </w:rPr>
+              <w:t>Harbor Crest Regional Medical Center</w:t>
+            </w:r>
+          </w:p>
+          <w:p>
+            <w:r>
+              <w:rPr>
+                <w:rFonts w:ascii="Arial" w:hAnsi="Arial"/>
+                <w:b w:val="0"/>
+                <w:i w:val="0"/>
+                <w:color w:val="5E6670"/>
+                <w:sz w:val="16"/>
+              </w:rPr>
+              <w:t>Utilization Review</w:t>
+            </w:r>
+          </w:p>
+        </w:tc>
+        <w:tc>
+          <w:tcPr>
+            <w:tcW w:type="dxa" w:w="5184"/>
+          </w:tcPr>
+          <w:p>
+            <w:pPr>
+              <w:jc w:val="right"/>
+            </w:pPr>
+            <w:r>
+              <w:rPr>
+                <w:rFonts w:ascii="Arial" w:hAnsi="Arial"/>
+                <w:b/>
+                <w:i w:val="0"/>
+                <w:color w:val="4472C4"/>
+                <w:sz w:val="17"/>
+              </w:rPr>
+              <w:t>Confidential</w:t>
+            </w:r>
+          </w:p>
+        </w:tc>
+      </w:tr>
+    </w:tbl>
+    <w:tbl>
+      <w:tblPr>
+        <w:tblW w:type="auto" w:w="0"/>
+        <w:tblLook w:firstColumn="1" w:firstRow="1" w:lastColumn="0" w:lastRow="0" w:noHBand="0" w:noVBand="1" w:val="04A0"/>
+        <w:tblBorders>
+          <w:top w:val="none"/>
+          <w:left w:val="none"/>
+          <w:bottom w:val="none"/>
+          <w:right w:val="none"/>
+          <w:insideH w:val="none"/>
+          <w:insideV w:val="none"/>
+        </w:tblBorders>
+      </w:tblPr>
+      <w:tblGrid>
+        <w:gridCol w:w="10368"/>
+      </w:tblGrid>
+      <w:tr>
+        <w:trPr>
+          <w:trHeight w:val="40"/>
+        </w:trPr>
+        <w:tc>
+          <w:tcPr>
+            <w:tcW w:type="dxa" w:w="10368"/>
+            <w:shd w:val="clear" w:fill="4472C4"/>
+          </w:tcPr>
+          <w:p/>
+        </w:tc>
+      </w:tr>
+    </w:tbl>
+    <w:tbl>
+      <w:tblPr>
+        <w:tblW w:type="auto" w:w="0"/>
+        <w:tblLook w:firstColumn="1" w:firstRow="1" w:lastColumn="0" w:lastRow="0" w:noHBand="0" w:noVBand="1" w:val="04A0"/>
+        <w:tblBorders>
+          <w:top w:val="single" w:sz="4" w:color="C9D4EA"/>
+          <w:left w:val="single" w:sz="4" w:color="C9D4EA"/>
+          <w:bottom w:val="single" w:sz="4" w:color="C9D4EA"/>
+          <w:right w:val="single" w:sz="4" w:color="C9D4EA"/>
+          <w:insideH w:val="single" w:sz="4" w:color="C9D4EA"/>
+          <w:insideV w:val="single" w:sz="4" w:color="C9D4EA"/>
+        </w:tblBorders>
+      </w:tblPr>
+      <w:tblGrid>
+        <w:gridCol w:w="2592"/>
+        <w:gridCol w:w="2592"/>
+        <w:gridCol w:w="2592"/>
+        <w:gridCol w:w="2592"/>
+      </w:tblGrid>
+      <w:tr>
+        <w:tc>
+          <w:tcPr>
+            <w:tcW w:type="dxa" w:w="7776"/>
+            <w:gridSpan w:val="3"/>
+            <w:shd w:val="clear" w:fill="4472C4"/>
+          </w:tcPr>
+          <w:p>
+            <w:r>
+              <w:rPr>
+                <w:rFonts w:ascii="Arial" w:hAnsi="Arial"/>
+                <w:b/>
+                <w:i w:val="0"/>
+                <w:color w:val="FFFFFF"/>
+                <w:sz w:val="26"/>
+              </w:rPr>
+              <w:t xml:space="preserve">  Ondina Vasquell</w:t>
+            </w:r>
+            <w:r>
+              <w:rPr>
+                <w:rFonts w:ascii="Arial" w:hAnsi="Arial"/>
+                <w:b w:val="0"/>
+                <w:i w:val="0"/>
+                <w:color w:val="FFFFFF"/>
+                <w:sz w:val="18"/>
+              </w:rPr>
+              <w:t xml:space="preserve">    68 y  |  Female  |  DOB 03/14/1958</w:t>
+            </w:r>
+          </w:p>
+        </w:tc>
+        <w:tc>
+          <w:tcPr>
+            <w:tcW w:type="dxa" w:w="2592"/>
+            <w:shd w:val="clear" w:fill="4472C4"/>
+          </w:tcPr>
+          <w:p>
+            <w:pPr>
+              <w:jc w:val="right"/>
+            </w:pPr>
+            <w:r>
+              <w:rPr>
+                <w:rFonts w:ascii="Arial" w:hAnsi="Arial"/>
+                <w:b/>
+                <w:i w:val="0"/>
+                <w:color w:val="FFFFFF"/>
+                <w:sz w:val="20"/>
+              </w:rPr>
+              <w:t xml:space="preserve">MRN OV-3358104  </w:t>
+            </w:r>
+          </w:p>
+        </w:tc>
+      </w:tr>
+      <w:tr>
+        <w:tc>
+          <w:tcPr>
+            <w:tcW w:type="dxa" w:w="2592"/>
+            <w:shd w:val="clear" w:fill="EDF2FA"/>
+          </w:tcPr>
+          <w:p>
+            <w:r>
+              <w:rPr>
+                <w:rFonts w:ascii="Arial" w:hAnsi="Arial"/>
+                <w:b/>
+                <w:i w:val="0"/>
+                <w:color w:val="5E6670"/>
+                <w:sz w:val="14"/>
+              </w:rPr>
+              <w:t>Date of Service</w:t>
+              <w:br/>
+            </w:r>
+            <w:r>
+              <w:rPr>
+                <w:rFonts w:ascii="Arial" w:hAnsi="Arial"/>
+                <w:b w:val="0"/>
+                <w:i w:val="0"/>
+                <w:color w:val="232830"/>
+                <w:sz w:val="16"/>
+              </w:rPr>
+              <w:t>05/22/2026</w:t>
+            </w:r>
+          </w:p>
+        </w:tc>
+        <w:tc>
+          <w:tcPr>
+            <w:tcW w:type="dxa" w:w="2592"/>
+            <w:shd w:val="clear" w:fill="EDF2FA"/>
+          </w:tcPr>
+          <w:p>
+            <w:r>
+              <w:rPr>
+                <w:rFonts w:ascii="Arial" w:hAnsi="Arial"/>
+                <w:b/>
+                <w:i w:val="0"/>
+                <w:color w:val="5E6670"/>
+                <w:sz w:val="14"/>
+              </w:rPr>
+              <w:t>Author</w:t>
+              <w:br/>
+            </w:r>
+            <w:r>
+              <w:rPr>
+                <w:rFonts w:ascii="Arial" w:hAnsi="Arial"/>
+                <w:b w:val="0"/>
+                <w:i w:val="0"/>
+                <w:color w:val="232830"/>
+                <w:sz w:val="16"/>
+              </w:rPr>
+              <w:t>Mara Olarte, RN</w:t>
+            </w:r>
+          </w:p>
+        </w:tc>
+        <w:tc>
+          <w:tcPr>
+            <w:tcW w:type="dxa" w:w="2592"/>
+            <w:shd w:val="clear" w:fill="EDF2FA"/>
+          </w:tcPr>
+          <w:p>
+            <w:r>
+              <w:rPr>
+                <w:rFonts w:ascii="Arial" w:hAnsi="Arial"/>
+                <w:b/>
+                <w:i w:val="0"/>
+                <w:color w:val="5E6670"/>
+                <w:sz w:val="14"/>
+              </w:rPr>
+              <w:t>Allergies</w:t>
+              <w:br/>
+            </w:r>
+            <w:r>
+              <w:rPr>
+                <w:rFonts w:ascii="Arial" w:hAnsi="Arial"/>
+                <w:b w:val="0"/>
+                <w:i w:val="0"/>
+                <w:color w:val="232830"/>
+                <w:sz w:val="16"/>
+              </w:rPr>
+              <w:t>Sulfa (sulfonamide antibiotics) - rash</w:t>
+            </w:r>
+          </w:p>
+        </w:tc>
+        <w:tc>
+          <w:tcPr>
+            <w:tcW w:type="dxa" w:w="2592"/>
+            <w:shd w:val="clear" w:fill="EDF2FA"/>
+          </w:tcPr>
+          <w:p>
+            <w:r>
+              <w:rPr>
+                <w:rFonts w:ascii="Arial" w:hAnsi="Arial"/>
+                <w:b/>
+                <w:i w:val="0"/>
+                <w:color w:val="5E6670"/>
+                <w:sz w:val="14"/>
+              </w:rPr>
+              <w:t>Document</w:t>
+              <w:br/>
+            </w:r>
+            <w:r>
+              <w:rPr>
+                <w:rFonts w:ascii="Arial" w:hAnsi="Arial"/>
+                <w:b w:val="0"/>
+                <w:i w:val="0"/>
+                <w:color w:val="232830"/>
+                <w:sz w:val="16"/>
+              </w:rPr>
+              <w:t>CONCURRENT STAY REVIEW</w:t>
+            </w:r>
+          </w:p>
+        </w:tc>
+      </w:tr>
+    </w:tbl>
+    <w:p/>
     <w:p>
-      <w:pPr>
-        <w:spacing w:after="40" w:before="0"/>
-      </w:pPr>
       <w:r>
         <w:rPr>
-          <w:rFonts w:ascii="Calibri" w:hAnsi="Calibri"/>
+          <w:rFonts w:ascii="Arial" w:hAnsi="Arial"/>
           <w:b/>
-          <w:color w:val="1F3A5F"/>
-          <w:sz w:val="26"/>
+          <w:i w:val="0"/>
+          <w:color w:val="1F3864"/>
+          <w:sz w:val="28"/>
         </w:rPr>
-        <w:t>Harbor Crest Regional Medical Center</w:t>
+        <w:t>CONCURRENT STAY REVIEW - CONTINUED-STAY AND DISCHARGE READINESS</w:t>
+      </w:r>
+    </w:p>
+    <w:p>
+      <w:r>
+        <w:rPr>
+          <w:rFonts w:ascii="Arial" w:hAnsi="Arial"/>
+          <w:b w:val="0"/>
+          <w:i w:val="0"/>
+          <w:color w:val="5E6670"/>
+          <w:sz w:val="16"/>
+        </w:rPr>
+        <w:t>Author: Mara Olarte, RN - Utilization Review | Date of Service: 05/22/2026 0900 | Status: Draft for UR finalization</w:t>
       </w:r>
     </w:p>
     <w:p>
       <w:pPr>
-        <w:spacing w:after="40" w:before="0"/>
+        <w:spacing w:before="180" w:after="60"/>
+        <w:pBdr>
+          <w:bottom w:val="single" w:sz="6" w:color="C9D4EA" w:space="2"/>
+        </w:pBdr>
       </w:pPr>
       <w:r>
         <w:rPr>
-          <w:rFonts w:ascii="Calibri" w:hAnsi="Calibri"/>
+          <w:rFonts w:ascii="Arial" w:hAnsi="Arial"/>
           <w:b/>
-          <w:color w:val="1F3A5F"/>
-          <w:sz w:val="20"/>
-        </w:rPr>
-        <w:t>Utilization Review / Care Management</w:t>
-      </w:r>
-    </w:p>
-    <w:p>
-      <w:pPr>
-        <w:spacing w:after="120" w:before="0"/>
-      </w:pPr>
-      <w:r>
-        <w:rPr>
-          <w:rFonts w:ascii="Calibri" w:hAnsi="Calibri"/>
-          <w:b w:val="0"/>
-          <w:color w:val="808080"/>
-          <w:sz w:val="16"/>
-        </w:rPr>
-        <w:t>Confidential</w:t>
-      </w:r>
-    </w:p>
-    <w:p>
-      <w:pPr>
-        <w:spacing w:after="40" w:before="0"/>
-      </w:pPr>
-      <w:r>
-        <w:rPr>
-          <w:rFonts w:ascii="Calibri" w:hAnsi="Calibri"/>
-          <w:b/>
-          <w:sz w:val="20"/>
-        </w:rPr>
-        <w:t>Ondina Vasquell    68 y  |  Female  |  DOB 03/14/1958</w:t>
-      </w:r>
-    </w:p>
-    <w:p>
-      <w:pPr>
-        <w:spacing w:after="40" w:before="0"/>
-      </w:pPr>
-      <w:r>
-        <w:rPr>
-          <w:rFonts w:ascii="Calibri" w:hAnsi="Calibri"/>
-          <w:b w:val="0"/>
-          <w:color w:val="555555"/>
-          <w:sz w:val="18"/>
-        </w:rPr>
-        <w:t>MRN OV-3358104</w:t>
-      </w:r>
-    </w:p>
-    <w:p>
-      <w:pPr>
-        <w:spacing w:after="40" w:before="0"/>
-      </w:pPr>
-      <w:r>
-        <w:rPr>
-          <w:rFonts w:ascii="Calibri" w:hAnsi="Calibri"/>
-          <w:b w:val="0"/>
-          <w:color w:val="555555"/>
-          <w:sz w:val="18"/>
-        </w:rPr>
-        <w:t>Date of Service 05/22/2026</w:t>
-      </w:r>
-    </w:p>
-    <w:p>
-      <w:pPr>
-        <w:spacing w:after="40" w:before="0"/>
-      </w:pPr>
-      <w:r>
-        <w:rPr>
-          <w:rFonts w:ascii="Calibri" w:hAnsi="Calibri"/>
-          <w:b w:val="0"/>
-          <w:color w:val="555555"/>
-          <w:sz w:val="18"/>
-        </w:rPr>
-        <w:t>Author Utilization Review</w:t>
-      </w:r>
-    </w:p>
-    <w:p>
-      <w:pPr>
-        <w:spacing w:after="40" w:before="0"/>
-      </w:pPr>
-      <w:r>
-        <w:rPr>
-          <w:rFonts w:ascii="Calibri" w:hAnsi="Calibri"/>
-          <w:b w:val="0"/>
-          <w:color w:val="555555"/>
-          <w:sz w:val="18"/>
-        </w:rPr>
-        <w:t>Allergies Sulfa (sulfonamide antibiotics) - rash</w:t>
-      </w:r>
-    </w:p>
-    <w:p>
-      <w:pPr>
-        <w:spacing w:after="160" w:before="0"/>
-      </w:pPr>
-      <w:r>
-        <w:rPr>
-          <w:rFonts w:ascii="Calibri" w:hAnsi="Calibri"/>
-          <w:b w:val="0"/>
-          <w:color w:val="555555"/>
-          <w:sz w:val="18"/>
-        </w:rPr>
-        <w:t>Document CONCURRENT STAY REVIEW</w:t>
-      </w:r>
-    </w:p>
-    <w:p>
-      <w:pPr>
-        <w:spacing w:after="40" w:before="0"/>
-      </w:pPr>
-      <w:r>
-        <w:rPr>
-          <w:rFonts w:ascii="Calibri" w:hAnsi="Calibri"/>
-          <w:b/>
-          <w:sz w:val="24"/>
-        </w:rPr>
-        <w:t>CONCURRENT STAY REVIEW - Continued-Stay and Discharge Readiness</w:t>
-      </w:r>
-    </w:p>
-    <w:p>
-      <w:pPr>
-        <w:spacing w:after="160" w:before="0"/>
-      </w:pPr>
-      <w:r>
-        <w:rPr>
-          <w:rFonts w:ascii="Calibri" w:hAnsi="Calibri"/>
-          <w:b w:val="0"/>
-          <w:color w:val="555555"/>
-          <w:sz w:val="18"/>
-        </w:rPr>
-        <w:t>Author: M. Olarte, RN - Utilization Review | Date of Service: 05/22/2026 0900 | Status: Draft for UR finalization</w:t>
-      </w:r>
-    </w:p>
-    <w:p>
-      <w:pPr>
-        <w:spacing w:after="40" w:before="0"/>
-      </w:pPr>
-      <w:r>
-        <w:rPr>
-          <w:rFonts w:ascii="Calibri" w:hAnsi="Calibri"/>
-          <w:b/>
+          <w:i w:val="0"/>
+          <w:color w:val="4472C4"/>
           <w:sz w:val="20"/>
         </w:rPr>
         <w:t>PATIENT / ENCOUNTER</w:t>
       </w:r>
     </w:p>
     <w:p>
-      <w:pPr>
-        <w:spacing w:after="20" w:before="0"/>
-      </w:pPr>
       <w:r>
         <w:rPr>
-          <w:rFonts w:ascii="Calibri" w:hAnsi="Calibri"/>
+          <w:rFonts w:ascii="Arial" w:hAnsi="Arial"/>
           <w:b/>
+          <w:i w:val="0"/>
+          <w:color w:val="232830"/>
           <w:sz w:val="18"/>
         </w:rPr>
         <w:t xml:space="preserve">Patient: </w:t>
       </w:r>
       <w:r>
         <w:rPr>
-          <w:rFonts w:ascii="Calibri" w:hAnsi="Calibri"/>
+          <w:rFonts w:ascii="Arial" w:hAnsi="Arial"/>
           <w:b w:val="0"/>
+          <w:i w:val="0"/>
+          <w:color w:val="232830"/>
           <w:sz w:val="18"/>
         </w:rPr>
         <w:t>Ondina Vasquell, 68 y</w:t>
       </w:r>
     </w:p>
     <w:p>
-      <w:pPr>
-        <w:spacing w:after="20" w:before="0"/>
-      </w:pPr>
       <w:r>
         <w:rPr>
-          <w:rFonts w:ascii="Calibri" w:hAnsi="Calibri"/>
+          <w:rFonts w:ascii="Arial" w:hAnsi="Arial"/>
           <w:b/>
+          <w:i w:val="0"/>
+          <w:color w:val="232830"/>
           <w:sz w:val="18"/>
         </w:rPr>
         <w:t xml:space="preserve">Sex / DOB: </w:t>
       </w:r>
       <w:r>
         <w:rPr>
-          <w:rFonts w:ascii="Calibri" w:hAnsi="Calibri"/>
+          <w:rFonts w:ascii="Arial" w:hAnsi="Arial"/>
           <w:b w:val="0"/>
+          <w:i w:val="0"/>
+          <w:color w:val="232830"/>
           <w:sz w:val="18"/>
         </w:rPr>
         <w:t>Female / 03/14/1958</w:t>
       </w:r>
     </w:p>
     <w:p>
-      <w:pPr>
-        <w:spacing w:after="20" w:before="0"/>
-      </w:pPr>
       <w:r>
         <w:rPr>
-          <w:rFonts w:ascii="Calibri" w:hAnsi="Calibri"/>
+          <w:rFonts w:ascii="Arial" w:hAnsi="Arial"/>
           <w:b/>
+          <w:i w:val="0"/>
+          <w:color w:val="232830"/>
           <w:sz w:val="18"/>
         </w:rPr>
         <w:t xml:space="preserve">MRN / FIN: </w:t>
       </w:r>
       <w:r>
         <w:rPr>
-          <w:rFonts w:ascii="Calibri" w:hAnsi="Calibri"/>
+          <w:rFonts w:ascii="Arial" w:hAnsi="Arial"/>
           <w:b w:val="0"/>
+          <w:i w:val="0"/>
+          <w:color w:val="232830"/>
           <w:sz w:val="18"/>
         </w:rPr>
         <w:t>OV-3358104 / FIN-2207733</w:t>
       </w:r>
     </w:p>
     <w:p>
-      <w:pPr>
-        <w:spacing w:after="20" w:before="0"/>
-      </w:pPr>
       <w:r>
         <w:rPr>
-          <w:rFonts w:ascii="Calibri" w:hAnsi="Calibri"/>
+          <w:rFonts w:ascii="Arial" w:hAnsi="Arial"/>
           <w:b/>
+          <w:i w:val="0"/>
+          <w:color w:val="232830"/>
           <w:sz w:val="18"/>
         </w:rPr>
         <w:t xml:space="preserve">Unit / Room: </w:t>
       </w:r>
       <w:r>
         <w:rPr>
-          <w:rFonts w:ascii="Calibri" w:hAnsi="Calibri"/>
+          <w:rFonts w:ascii="Arial" w:hAnsi="Arial"/>
           <w:b w:val="0"/>
+          <w:i w:val="0"/>
+          <w:color w:val="232830"/>
           <w:sz w:val="18"/>
         </w:rPr>
         <w:t>6 South Medicine / 6S-214</w:t>
       </w:r>
     </w:p>
     <w:p>
-      <w:pPr>
-        <w:spacing w:after="20" w:before="0"/>
-      </w:pPr>
       <w:r>
         <w:rPr>
-          <w:rFonts w:ascii="Calibri" w:hAnsi="Calibri"/>
+          <w:rFonts w:ascii="Arial" w:hAnsi="Arial"/>
           <w:b/>
+          <w:i w:val="0"/>
+          <w:color w:val="232830"/>
           <w:sz w:val="18"/>
         </w:rPr>
         <w:t xml:space="preserve">Code Status: </w:t>
       </w:r>
       <w:r>
         <w:rPr>
-          <w:rFonts w:ascii="Calibri" w:hAnsi="Calibri"/>
+          <w:rFonts w:ascii="Arial" w:hAnsi="Arial"/>
           <w:b w:val="0"/>
+          <w:i w:val="0"/>
+          <w:color w:val="232830"/>
           <w:sz w:val="18"/>
         </w:rPr>
         <w:t>Full Code</w:t>
       </w:r>
     </w:p>
     <w:p>
-      <w:pPr>
-        <w:spacing w:after="20" w:before="0"/>
-      </w:pPr>
       <w:r>
         <w:rPr>
-          <w:rFonts w:ascii="Calibri" w:hAnsi="Calibri"/>
+          <w:rFonts w:ascii="Arial" w:hAnsi="Arial"/>
           <w:b/>
+          <w:i w:val="0"/>
+          <w:color w:val="232830"/>
           <w:sz w:val="18"/>
         </w:rPr>
         <w:t xml:space="preserve">Allergies: </w:t>
       </w:r>
       <w:r>
         <w:rPr>
-          <w:rFonts w:ascii="Calibri" w:hAnsi="Calibri"/>
+          <w:rFonts w:ascii="Arial" w:hAnsi="Arial"/>
           <w:b w:val="0"/>
+          <w:i w:val="0"/>
+          <w:color w:val="232830"/>
           <w:sz w:val="18"/>
         </w:rPr>
         <w:t>Sulfa (sulfonamide antibiotics) - rash</w:t>
       </w:r>
     </w:p>
     <w:p>
-      <w:pPr>
-        <w:spacing w:after="20" w:before="0"/>
-      </w:pPr>
       <w:r>
         <w:rPr>
-          <w:rFonts w:ascii="Calibri" w:hAnsi="Calibri"/>
+          <w:rFonts w:ascii="Arial" w:hAnsi="Arial"/>
           <w:b/>
+          <w:i w:val="0"/>
+          <w:color w:val="232830"/>
           <w:sz w:val="18"/>
         </w:rPr>
         <w:t xml:space="preserve">Attending: </w:t>
       </w:r>
       <w:r>
         <w:rPr>
-          <w:rFonts w:ascii="Calibri" w:hAnsi="Calibri"/>
+          <w:rFonts w:ascii="Arial" w:hAnsi="Arial"/>
           <w:b w:val="0"/>
+          <w:i w:val="0"/>
+          <w:color w:val="232830"/>
           <w:sz w:val="18"/>
         </w:rPr>
         <w:t>Lillian Everet, MD</w:t>
       </w:r>
     </w:p>
     <w:p>
-      <w:pPr>
-        <w:spacing w:after="20" w:before="0"/>
-      </w:pPr>
       <w:r>
         <w:rPr>
-          <w:rFonts w:ascii="Calibri" w:hAnsi="Calibri"/>
+          <w:rFonts w:ascii="Arial" w:hAnsi="Arial"/>
           <w:b/>
+          <w:i w:val="0"/>
+          <w:color w:val="232830"/>
           <w:sz w:val="18"/>
         </w:rPr>
         <w:t xml:space="preserve">Service: </w:t>
       </w:r>
       <w:r>
         <w:rPr>
-          <w:rFonts w:ascii="Calibri" w:hAnsi="Calibri"/>
+          <w:rFonts w:ascii="Arial" w:hAnsi="Arial"/>
           <w:b w:val="0"/>
+          <w:i w:val="0"/>
+          <w:color w:val="232830"/>
           <w:sz w:val="18"/>
         </w:rPr>
         <w:t>Hospital Medicine</w:t>
       </w:r>
     </w:p>
     <w:p>
-      <w:pPr>
-        <w:spacing w:after="20" w:before="0"/>
-      </w:pPr>
       <w:r>
         <w:rPr>
-          <w:rFonts w:ascii="Calibri" w:hAnsi="Calibri"/>
+          <w:rFonts w:ascii="Arial" w:hAnsi="Arial"/>
           <w:b/>
+          <w:i w:val="0"/>
+          <w:color w:val="232830"/>
           <w:sz w:val="18"/>
         </w:rPr>
-        <w:t xml:space="preserve">Admission: </w:t>
+        <w:t xml:space="preserve">Date of Service: </w:t>
       </w:r>
       <w:r>
         <w:rPr>
-          <w:rFonts w:ascii="Calibri" w:hAnsi="Calibri"/>
+          <w:rFonts w:ascii="Arial" w:hAnsi="Arial"/>
           <w:b w:val="0"/>
+          <w:i w:val="0"/>
+          <w:color w:val="232830"/>
           <w:sz w:val="18"/>
         </w:rPr>
-        <w:t>05/16/2026 | Hospital Day 7</w:t>
+        <w:t>05/22/2026</w:t>
       </w:r>
     </w:p>
     <w:p>
-      <w:pPr>
-        <w:spacing w:after="20" w:before="0"/>
-      </w:pPr>
       <w:r>
         <w:rPr>
-          <w:rFonts w:ascii="Calibri" w:hAnsi="Calibri"/>
+          <w:rFonts w:ascii="Arial" w:hAnsi="Arial"/>
           <w:b/>
-          <w:sz w:val="18"/>
-        </w:rPr>
-        <w:t xml:space="preserve">Level of Care: </w:t>
-      </w:r>
-      <w:r>
-        <w:rPr>
-          <w:rFonts w:ascii="Calibri" w:hAnsi="Calibri"/>
-          <w:b w:val="0"/>
-          <w:sz w:val="18"/>
-        </w:rPr>
-        <w:t>Acute inpatient</w:t>
-      </w:r>
-    </w:p>
-    <w:p>
-      <w:pPr>
-        <w:spacing w:after="20" w:before="0"/>
-      </w:pPr>
-      <w:r>
-        <w:rPr>
-          <w:rFonts w:ascii="Calibri" w:hAnsi="Calibri"/>
-          <w:b/>
-          <w:sz w:val="18"/>
-        </w:rPr>
-        <w:t xml:space="preserve">Payer: </w:t>
-      </w:r>
-      <w:r>
-        <w:rPr>
-          <w:rFonts w:ascii="Calibri" w:hAnsi="Calibri"/>
-          <w:b w:val="0"/>
-          <w:sz w:val="18"/>
-        </w:rPr>
-        <w:t>Medicare Advantage (primary), Medicaid (secondary)</w:t>
-      </w:r>
-    </w:p>
-    <w:p>
-      <w:pPr>
-        <w:spacing w:after="20" w:before="0"/>
-      </w:pPr>
-      <w:r>
-        <w:rPr>
-          <w:rFonts w:ascii="Calibri" w:hAnsi="Calibri"/>
-          <w:b/>
+          <w:i w:val="0"/>
+          <w:color w:val="232830"/>
           <w:sz w:val="18"/>
         </w:rPr>
         <w:t xml:space="preserve">Language: </w:t>
       </w:r>
       <w:r>
         <w:rPr>
-          <w:rFonts w:ascii="Calibri" w:hAnsi="Calibri"/>
+          <w:rFonts w:ascii="Arial" w:hAnsi="Arial"/>
           <w:b w:val="0"/>
+          <w:i w:val="0"/>
+          <w:color w:val="232830"/>
           <w:sz w:val="18"/>
         </w:rPr>
         <w:t>Spanish preferred (interpreter used)</w:t>
@@ -421,98 +555,125 @@
     </w:p>
     <w:p>
       <w:pPr>
-        <w:spacing w:after="40"/>
-      </w:pPr>
-    </w:p>
-    <w:p>
-      <w:pPr>
-        <w:spacing w:after="40" w:before="0"/>
+        <w:spacing w:before="180" w:after="60"/>
+        <w:pBdr>
+          <w:bottom w:val="single" w:sz="6" w:color="C9D4EA" w:space="2"/>
+        </w:pBdr>
       </w:pPr>
       <w:r>
         <w:rPr>
-          <w:rFonts w:ascii="Calibri" w:hAnsi="Calibri"/>
+          <w:rFonts w:ascii="Arial" w:hAnsi="Arial"/>
           <w:b/>
+          <w:i w:val="0"/>
+          <w:color w:val="4472C4"/>
           <w:sz w:val="20"/>
         </w:rPr>
         <w:t>REASON FOR REVIEW</w:t>
       </w:r>
     </w:p>
     <w:p>
-      <w:pPr>
-        <w:spacing w:after="120" w:before="0"/>
-      </w:pPr>
       <w:r>
         <w:rPr>
-          <w:rFonts w:ascii="Calibri" w:hAnsi="Calibri"/>
+          <w:rFonts w:ascii="Arial" w:hAnsi="Arial"/>
           <w:b w:val="0"/>
-          <w:sz w:val="20"/>
+          <w:i w:val="0"/>
+          <w:color w:val="232830"/>
+          <w:sz w:val="19"/>
         </w:rPr>
         <w:t>Concurrent utilization review of continued inpatient stay for a treated limb-threatening left diabetic foot infection. This review supports the payer continued-stay determination and discharge planning.</w:t>
       </w:r>
     </w:p>
     <w:p>
-      <w:pPr>
-        <w:spacing w:after="40" w:before="0"/>
-      </w:pPr>
       <w:r>
         <w:rPr>
-          <w:rFonts w:ascii="Calibri" w:hAnsi="Calibri"/>
-          <w:b/>
-          <w:sz w:val="20"/>
+          <w:rFonts w:ascii="Arial" w:hAnsi="Arial"/>
+          <w:b w:val="0"/>
+          <w:i w:val="0"/>
+          <w:color w:val="232830"/>
+          <w:sz w:val="19"/>
         </w:rPr>
-        <w:t>INTERVAL SUMMARY (HD6 to HD7)</w:t>
+        <w:t>Admission 05/16/2026, hospital day 7. Level of care: acute inpatient. Payer: Medicare Advantage (primary), Medicaid (secondary).</w:t>
       </w:r>
     </w:p>
     <w:p>
       <w:pPr>
-        <w:spacing w:after="120" w:before="0"/>
+        <w:spacing w:before="180" w:after="60"/>
+        <w:pBdr>
+          <w:bottom w:val="single" w:sz="6" w:color="C9D4EA" w:space="2"/>
+        </w:pBdr>
       </w:pPr>
       <w:r>
         <w:rPr>
-          <w:rFonts w:ascii="Calibri" w:hAnsi="Calibri"/>
+          <w:rFonts w:ascii="Arial" w:hAnsi="Arial"/>
+          <w:b/>
+          <w:i w:val="0"/>
+          <w:color w:val="4472C4"/>
+          <w:sz w:val="20"/>
+        </w:rPr>
+        <w:t>INTERVAL SUMMARY (HD6 TO HD7)</w:t>
+      </w:r>
+    </w:p>
+    <w:p>
+      <w:r>
+        <w:rPr>
+          <w:rFonts w:ascii="Arial" w:hAnsi="Arial"/>
           <w:b w:val="0"/>
-          <w:sz w:val="20"/>
+          <w:i w:val="0"/>
+          <w:color w:val="232830"/>
+          <w:sz w:val="19"/>
         </w:rPr>
         <w:t>Continued clinical improvement. Afebrile and hemodynamically stable. WBC normalized at 8.9. Soft-tissue infection improving on culture-directed, renally dosed therapy. Surgical pathology 05/20 excluded osteomyelitis (no bone in the specimen, no definitive features of osteomyelitis). Left forefoot wound granulating with scant drainage. Creatinine 1.6, near baseline 1.5. Patient feeling better and asking to go home.</w:t>
       </w:r>
     </w:p>
     <w:p>
       <w:pPr>
-        <w:spacing w:after="40" w:before="0"/>
+        <w:spacing w:before="180" w:after="60"/>
+        <w:pBdr>
+          <w:bottom w:val="single" w:sz="6" w:color="C9D4EA" w:space="2"/>
+        </w:pBdr>
       </w:pPr>
       <w:r>
         <w:rPr>
-          <w:rFonts w:ascii="Calibri" w:hAnsi="Calibri"/>
+          <w:rFonts w:ascii="Arial" w:hAnsi="Arial"/>
           <w:b/>
+          <w:i w:val="0"/>
+          <w:color w:val="4472C4"/>
           <w:sz w:val="20"/>
         </w:rPr>
-        <w:t>CRITERIA AND DISPOSITION TABLE</w:t>
+        <w:t>CRITERIA AND DISPOSITION</w:t>
       </w:r>
     </w:p>
     <w:tbl>
       <w:tblPr>
-        <w:tblStyle w:val="TableGrid"/>
         <w:tblW w:type="auto" w:w="0"/>
         <w:tblLook w:firstColumn="1" w:firstRow="1" w:lastColumn="0" w:lastRow="0" w:noHBand="0" w:noVBand="1" w:val="04A0"/>
+        <w:tblBorders>
+          <w:top w:val="single" w:sz="4" w:color="C9D4EA"/>
+          <w:left w:val="single" w:sz="4" w:color="C9D4EA"/>
+          <w:bottom w:val="single" w:sz="4" w:color="C9D4EA"/>
+          <w:right w:val="single" w:sz="4" w:color="C9D4EA"/>
+          <w:insideH w:val="single" w:sz="4" w:color="C9D4EA"/>
+          <w:insideV w:val="single" w:sz="4" w:color="C9D4EA"/>
+        </w:tblBorders>
       </w:tblPr>
       <w:tblGrid>
-        <w:gridCol w:w="4320"/>
-        <w:gridCol w:w="4320"/>
+        <w:gridCol w:w="5184"/>
+        <w:gridCol w:w="5184"/>
       </w:tblGrid>
       <w:tr>
         <w:tc>
           <w:tcPr>
-            <w:tcW w:type="dxa" w:w="3000"/>
+            <w:tcW w:type="dxa" w:w="5184"/>
+            <w:shd w:val="clear" w:fill="4472C4"/>
           </w:tcPr>
           <w:p>
-            <w:pPr>
-              <w:spacing w:after="20"/>
-            </w:pPr>
             <w:r>
               <w:rPr>
-                <w:rFonts w:ascii="Calibri" w:hAnsi="Calibri"/>
+                <w:rFonts w:ascii="Arial" w:hAnsi="Arial"/>
                 <w:b/>
-                <w:sz w:val="18"/>
+                <w:i w:val="0"/>
+                <w:color w:val="FFFFFF"/>
+                <w:sz w:val="16"/>
               </w:rPr>
               <w:t>Item</w:t>
             </w:r>
@@ -520,17 +681,17 @@
         </w:tc>
         <w:tc>
           <w:tcPr>
-            <w:tcW w:type="dxa" w:w="7200"/>
+            <w:tcW w:type="dxa" w:w="5184"/>
+            <w:shd w:val="clear" w:fill="4472C4"/>
           </w:tcPr>
           <w:p>
-            <w:pPr>
-              <w:spacing w:after="20"/>
-            </w:pPr>
             <w:r>
               <w:rPr>
-                <w:rFonts w:ascii="Calibri" w:hAnsi="Calibri"/>
+                <w:rFonts w:ascii="Arial" w:hAnsi="Arial"/>
                 <w:b/>
-                <w:sz w:val="18"/>
+                <w:i w:val="0"/>
+                <w:color w:val="FFFFFF"/>
+                <w:sz w:val="16"/>
               </w:rPr>
               <w:t>Status</w:t>
             </w:r>
@@ -540,17 +701,16 @@
       <w:tr>
         <w:tc>
           <w:tcPr>
-            <w:tcW w:type="dxa" w:w="3000"/>
+            <w:tcW w:type="dxa" w:w="5184"/>
           </w:tcPr>
           <w:p>
-            <w:pPr>
-              <w:spacing w:after="20"/>
-            </w:pPr>
             <w:r>
               <w:rPr>
-                <w:rFonts w:ascii="Calibri" w:hAnsi="Calibri"/>
-                <w:b/>
-                <w:sz w:val="18"/>
+                <w:rFonts w:ascii="Arial" w:hAnsi="Arial"/>
+                <w:b w:val="0"/>
+                <w:i w:val="0"/>
+                <w:color w:val="232830"/>
+                <w:sz w:val="16"/>
               </w:rPr>
               <w:t>Infection / source control</w:t>
             </w:r>
@@ -558,17 +718,16 @@
         </w:tc>
         <w:tc>
           <w:tcPr>
-            <w:tcW w:type="dxa" w:w="7200"/>
+            <w:tcW w:type="dxa" w:w="5184"/>
           </w:tcPr>
           <w:p>
-            <w:pPr>
-              <w:spacing w:after="20"/>
-            </w:pPr>
             <w:r>
               <w:rPr>
-                <w:rFonts w:ascii="Calibri" w:hAnsi="Calibri"/>
+                <w:rFonts w:ascii="Arial" w:hAnsi="Arial"/>
                 <w:b w:val="0"/>
-                <w:sz w:val="18"/>
+                <w:i w:val="0"/>
+                <w:color w:val="232830"/>
+                <w:sz w:val="16"/>
               </w:rPr>
               <w:t>Improving. Debrided HD2, granulating base, osteomyelitis excluded on pathology 05/20. Afebrile, WBC normalized.</w:t>
             </w:r>
@@ -578,17 +737,17 @@
       <w:tr>
         <w:tc>
           <w:tcPr>
-            <w:tcW w:type="dxa" w:w="3000"/>
+            <w:tcW w:type="dxa" w:w="5184"/>
+            <w:shd w:val="clear" w:fill="EDF2FA"/>
           </w:tcPr>
           <w:p>
-            <w:pPr>
-              <w:spacing w:after="20"/>
-            </w:pPr>
             <w:r>
               <w:rPr>
-                <w:rFonts w:ascii="Calibri" w:hAnsi="Calibri"/>
-                <w:b/>
-                <w:sz w:val="18"/>
+                <w:rFonts w:ascii="Arial" w:hAnsi="Arial"/>
+                <w:b w:val="0"/>
+                <w:i w:val="0"/>
+                <w:color w:val="232830"/>
+                <w:sz w:val="16"/>
               </w:rPr>
               <w:t>Antibiotics</w:t>
             </w:r>
@@ -596,17 +755,17 @@
         </w:tc>
         <w:tc>
           <w:tcPr>
-            <w:tcW w:type="dxa" w:w="7200"/>
+            <w:tcW w:type="dxa" w:w="5184"/>
+            <w:shd w:val="clear" w:fill="EDF2FA"/>
           </w:tcPr>
           <w:p>
-            <w:pPr>
-              <w:spacing w:after="20"/>
-            </w:pPr>
             <w:r>
               <w:rPr>
-                <w:rFonts w:ascii="Calibri" w:hAnsi="Calibri"/>
+                <w:rFonts w:ascii="Arial" w:hAnsi="Arial"/>
                 <w:b w:val="0"/>
-                <w:sz w:val="18"/>
+                <w:i w:val="0"/>
+                <w:color w:val="232830"/>
+                <w:sz w:val="16"/>
               </w:rPr>
               <w:t>Vancomycin, piperacillin-tazobactam, and cefepime, culture-directed and renally dosed, clinically improving. Continue.</w:t>
             </w:r>
@@ -616,17 +775,16 @@
       <w:tr>
         <w:tc>
           <w:tcPr>
-            <w:tcW w:type="dxa" w:w="3000"/>
+            <w:tcW w:type="dxa" w:w="5184"/>
           </w:tcPr>
           <w:p>
-            <w:pPr>
-              <w:spacing w:after="20"/>
-            </w:pPr>
             <w:r>
               <w:rPr>
-                <w:rFonts w:ascii="Calibri" w:hAnsi="Calibri"/>
-                <w:b/>
-                <w:sz w:val="18"/>
+                <w:rFonts w:ascii="Arial" w:hAnsi="Arial"/>
+                <w:b w:val="0"/>
+                <w:i w:val="0"/>
+                <w:color w:val="232830"/>
+                <w:sz w:val="16"/>
               </w:rPr>
               <w:t>Perfusion</w:t>
             </w:r>
@@ -634,17 +792,16 @@
         </w:tc>
         <w:tc>
           <w:tcPr>
-            <w:tcW w:type="dxa" w:w="7200"/>
+            <w:tcW w:type="dxa" w:w="5184"/>
           </w:tcPr>
           <w:p>
-            <w:pPr>
-              <w:spacing w:after="20"/>
-            </w:pPr>
             <w:r>
               <w:rPr>
-                <w:rFonts w:ascii="Calibri" w:hAnsi="Calibri"/>
+                <w:rFonts w:ascii="Arial" w:hAnsi="Arial"/>
                 <w:b w:val="0"/>
-                <w:sz w:val="18"/>
+                <w:i w:val="0"/>
+                <w:color w:val="232830"/>
+                <w:sz w:val="16"/>
               </w:rPr>
               <w:t>Vascular question deferred to outpatient. Outpatient vascular follow-up being arranged; manageable after discharge.</w:t>
             </w:r>
@@ -654,17 +811,17 @@
       <w:tr>
         <w:tc>
           <w:tcPr>
-            <w:tcW w:type="dxa" w:w="3000"/>
+            <w:tcW w:type="dxa" w:w="5184"/>
+            <w:shd w:val="clear" w:fill="EDF2FA"/>
           </w:tcPr>
           <w:p>
-            <w:pPr>
-              <w:spacing w:after="20"/>
-            </w:pPr>
             <w:r>
               <w:rPr>
-                <w:rFonts w:ascii="Calibri" w:hAnsi="Calibri"/>
-                <w:b/>
-                <w:sz w:val="18"/>
+                <w:rFonts w:ascii="Arial" w:hAnsi="Arial"/>
+                <w:b w:val="0"/>
+                <w:i w:val="0"/>
+                <w:color w:val="232830"/>
+                <w:sz w:val="16"/>
               </w:rPr>
               <w:t>Renal (AKI on CKD)</w:t>
             </w:r>
@@ -672,17 +829,17 @@
         </w:tc>
         <w:tc>
           <w:tcPr>
-            <w:tcW w:type="dxa" w:w="7200"/>
+            <w:tcW w:type="dxa" w:w="5184"/>
+            <w:shd w:val="clear" w:fill="EDF2FA"/>
           </w:tcPr>
           <w:p>
-            <w:pPr>
-              <w:spacing w:after="20"/>
-            </w:pPr>
             <w:r>
               <w:rPr>
-                <w:rFonts w:ascii="Calibri" w:hAnsi="Calibri"/>
+                <w:rFonts w:ascii="Arial" w:hAnsi="Arial"/>
                 <w:b w:val="0"/>
-                <w:sz w:val="18"/>
+                <w:i w:val="0"/>
+                <w:color w:val="232830"/>
+                <w:sz w:val="16"/>
               </w:rPr>
               <w:t>Improving and stable. Creatinine 1.6, near baseline 1.5. Held home agents to be addressed at discharge per renal recovery.</w:t>
             </w:r>
@@ -692,17 +849,16 @@
       <w:tr>
         <w:tc>
           <w:tcPr>
-            <w:tcW w:type="dxa" w:w="3000"/>
+            <w:tcW w:type="dxa" w:w="5184"/>
           </w:tcPr>
           <w:p>
-            <w:pPr>
-              <w:spacing w:after="20"/>
-            </w:pPr>
             <w:r>
               <w:rPr>
-                <w:rFonts w:ascii="Calibri" w:hAnsi="Calibri"/>
-                <w:b/>
-                <w:sz w:val="18"/>
+                <w:rFonts w:ascii="Arial" w:hAnsi="Arial"/>
+                <w:b w:val="0"/>
+                <w:i w:val="0"/>
+                <w:color w:val="232830"/>
+                <w:sz w:val="16"/>
               </w:rPr>
               <w:t>Offloading / mobility</w:t>
             </w:r>
@@ -710,17 +866,16 @@
         </w:tc>
         <w:tc>
           <w:tcPr>
-            <w:tcW w:type="dxa" w:w="7200"/>
+            <w:tcW w:type="dxa" w:w="5184"/>
           </w:tcPr>
           <w:p>
-            <w:pPr>
-              <w:spacing w:after="20"/>
-            </w:pPr>
             <w:r>
               <w:rPr>
-                <w:rFonts w:ascii="Calibri" w:hAnsi="Calibri"/>
+                <w:rFonts w:ascii="Arial" w:hAnsi="Arial"/>
                 <w:b w:val="0"/>
-                <w:sz w:val="18"/>
+                <w:i w:val="0"/>
+                <w:color w:val="232830"/>
+                <w:sz w:val="16"/>
               </w:rPr>
               <w:t>Discharge planning in progress. Offloading device ordered; PT working toward stair clearance.</w:t>
             </w:r>
@@ -730,17 +885,17 @@
       <w:tr>
         <w:tc>
           <w:tcPr>
-            <w:tcW w:type="dxa" w:w="3000"/>
+            <w:tcW w:type="dxa" w:w="5184"/>
+            <w:shd w:val="clear" w:fill="EDF2FA"/>
           </w:tcPr>
           <w:p>
-            <w:pPr>
-              <w:spacing w:after="20"/>
-            </w:pPr>
             <w:r>
               <w:rPr>
-                <w:rFonts w:ascii="Calibri" w:hAnsi="Calibri"/>
-                <w:b/>
-                <w:sz w:val="18"/>
+                <w:rFonts w:ascii="Arial" w:hAnsi="Arial"/>
+                <w:b w:val="0"/>
+                <w:i w:val="0"/>
+                <w:color w:val="232830"/>
+                <w:sz w:val="16"/>
               </w:rPr>
               <w:t>Home support</w:t>
             </w:r>
@@ -748,17 +903,17 @@
         </w:tc>
         <w:tc>
           <w:tcPr>
-            <w:tcW w:type="dxa" w:w="7200"/>
+            <w:tcW w:type="dxa" w:w="5184"/>
+            <w:shd w:val="clear" w:fill="EDF2FA"/>
           </w:tcPr>
           <w:p>
-            <w:pPr>
-              <w:spacing w:after="20"/>
-            </w:pPr>
             <w:r>
               <w:rPr>
-                <w:rFonts w:ascii="Calibri" w:hAnsi="Calibri"/>
+                <w:rFonts w:ascii="Arial" w:hAnsi="Arial"/>
                 <w:b w:val="0"/>
-                <w:sz w:val="18"/>
+                <w:i w:val="0"/>
+                <w:color w:val="232830"/>
+                <w:sz w:val="16"/>
               </w:rPr>
               <w:t>Discharge planning in progress. Home-health wound nursing referral placed; caregiver teaching underway with case management and interpreter.</w:t>
             </w:r>
@@ -768,17 +923,16 @@
       <w:tr>
         <w:tc>
           <w:tcPr>
-            <w:tcW w:type="dxa" w:w="3000"/>
+            <w:tcW w:type="dxa" w:w="5184"/>
           </w:tcPr>
           <w:p>
-            <w:pPr>
-              <w:spacing w:after="20"/>
-            </w:pPr>
             <w:r>
               <w:rPr>
-                <w:rFonts w:ascii="Calibri" w:hAnsi="Calibri"/>
-                <w:b/>
-                <w:sz w:val="18"/>
+                <w:rFonts w:ascii="Arial" w:hAnsi="Arial"/>
+                <w:b w:val="0"/>
+                <w:i w:val="0"/>
+                <w:color w:val="232830"/>
+                <w:sz w:val="16"/>
               </w:rPr>
               <w:t>Follow-up</w:t>
             </w:r>
@@ -786,17 +940,16 @@
         </w:tc>
         <w:tc>
           <w:tcPr>
-            <w:tcW w:type="dxa" w:w="7200"/>
+            <w:tcW w:type="dxa" w:w="5184"/>
           </w:tcPr>
           <w:p>
-            <w:pPr>
-              <w:spacing w:after="20"/>
-            </w:pPr>
             <w:r>
               <w:rPr>
-                <w:rFonts w:ascii="Calibri" w:hAnsi="Calibri"/>
+                <w:rFonts w:ascii="Arial" w:hAnsi="Arial"/>
                 <w:b w:val="0"/>
-                <w:sz w:val="18"/>
+                <w:i w:val="0"/>
+                <w:color w:val="232830"/>
+                <w:sz w:val="16"/>
               </w:rPr>
               <w:t>Outpatient vascular, wound care, and primary care to be arranged at discharge.</w:t>
             </w:r>
@@ -804,84 +957,222 @@
         </w:tc>
       </w:tr>
     </w:tbl>
+    <w:p/>
     <w:p>
       <w:pPr>
-        <w:spacing w:after="40"/>
-      </w:pPr>
-    </w:p>
-    <w:p>
-      <w:pPr>
-        <w:spacing w:after="40" w:before="0"/>
+        <w:spacing w:before="180" w:after="60"/>
+        <w:pBdr>
+          <w:bottom w:val="single" w:sz="6" w:color="C9D4EA" w:space="2"/>
+        </w:pBdr>
       </w:pPr>
       <w:r>
         <w:rPr>
-          <w:rFonts w:ascii="Calibri" w:hAnsi="Calibri"/>
+          <w:rFonts w:ascii="Arial" w:hAnsi="Arial"/>
           <w:b/>
+          <w:i w:val="0"/>
+          <w:color w:val="4472C4"/>
           <w:sz w:val="20"/>
         </w:rPr>
         <w:t>ASSESSMENT</w:t>
       </w:r>
     </w:p>
     <w:p>
-      <w:pPr>
-        <w:spacing w:after="120" w:before="0"/>
-      </w:pPr>
       <w:r>
         <w:rPr>
-          <w:rFonts w:ascii="Calibri" w:hAnsi="Calibri"/>
+          <w:rFonts w:ascii="Arial" w:hAnsi="Arial"/>
           <w:b w:val="0"/>
-          <w:sz w:val="20"/>
+          <w:i w:val="0"/>
+          <w:color w:val="232830"/>
+          <w:sz w:val="19"/>
         </w:rPr>
         <w:t>Patient is clinically improved and stable. The acute infection is responding, osteomyelitis is excluded, and renal function is near baseline. Remaining items are discharge-planning logistics being worked by case management. Acute medical drivers are resolving and the patient is progressing toward discharge home.</w:t>
       </w:r>
     </w:p>
     <w:p>
       <w:pPr>
-        <w:spacing w:after="40" w:before="0"/>
+        <w:spacing w:before="180" w:after="60"/>
+        <w:pBdr>
+          <w:bottom w:val="single" w:sz="6" w:color="C9D4EA" w:space="2"/>
+        </w:pBdr>
       </w:pPr>
       <w:r>
         <w:rPr>
-          <w:rFonts w:ascii="Calibri" w:hAnsi="Calibri"/>
+          <w:rFonts w:ascii="Arial" w:hAnsi="Arial"/>
           <w:b/>
+          <w:i w:val="0"/>
+          <w:color w:val="4472C4"/>
           <w:sz w:val="20"/>
         </w:rPr>
         <w:t>DISPOSITION (DRAFT)</w:t>
       </w:r>
     </w:p>
     <w:p>
-      <w:pPr>
-        <w:spacing w:after="120" w:before="0"/>
-      </w:pPr>
       <w:r>
         <w:rPr>
-          <w:rFonts w:ascii="Calibri" w:hAnsi="Calibri"/>
+          <w:rFonts w:ascii="Arial" w:hAnsi="Arial"/>
           <w:b w:val="0"/>
-          <w:sz w:val="20"/>
+          <w:i w:val="0"/>
+          <w:color w:val="232830"/>
+          <w:sz w:val="19"/>
         </w:rPr>
         <w:t>Anticipate discharge home with home-health wound nursing for dressing changes and outpatient follow-up, pending completion of home-health setup. Continued acute inpatient stay justified only for the short interval needed to finalize the home plan.</w:t>
       </w:r>
     </w:p>
     <w:p>
+      <w:r>
+        <w:rPr>
+          <w:rFonts w:ascii="Arial" w:hAnsi="Arial"/>
+          <w:b w:val="0"/>
+          <w:i w:val="0"/>
+          <w:color w:val="232830"/>
+          <w:sz w:val="19"/>
+        </w:rPr>
+        <w:t>Status: Draft for UR finalization.</w:t>
+      </w:r>
+    </w:p>
+    <w:p>
       <w:pPr>
-        <w:spacing w:after="120" w:before="0"/>
+        <w:spacing w:before="200"/>
+        <w:pBdr>
+          <w:top w:val="single" w:sz="4" w:color="C9D4EA" w:space="4"/>
+        </w:pBdr>
       </w:pPr>
       <w:r>
         <w:rPr>
-          <w:rFonts w:ascii="Calibri" w:hAnsi="Calibri"/>
+          <w:rFonts w:ascii="Arial" w:hAnsi="Arial"/>
           <w:b w:val="0"/>
-          <w:sz w:val="20"/>
+          <w:i/>
+          <w:color w:val="5E6670"/>
+          <w:sz w:val="18"/>
         </w:rPr>
-        <w:t>[Status: Draft for UR finalization.]</w:t>
+        <w:t>Drafted by Mara Olarte, RN - Utilization Review on 05/22/2026; for UR finalization.</w:t>
       </w:r>
     </w:p>
     <w:sectPr>
+      <w:headerReference w:type="default" r:id="rId9"/>
+      <w:footerReference w:type="default" r:id="rId10"/>
+      <w:headerReference w:type="even" r:id="rId11"/>
+      <w:footerReference w:type="even" r:id="rId12"/>
+      <w:headerReference w:type="first" r:id="rId13"/>
+      <w:footerReference w:type="first" r:id="rId14"/>
       <w:pgSz w:w="12240" w:h="15840"/>
-      <w:pgMar w:top="1440" w:right="1800" w:bottom="1440" w:left="1800" w:header="720" w:footer="720" w:gutter="0"/>
+      <w:pgMar w:top="720" w:right="936" w:bottom="792" w:left="936" w:header="720" w:footer="720" w:gutter="0"/>
       <w:cols w:space="720"/>
       <w:docGrid w:linePitch="360"/>
     </w:sectPr>
   </w:body>
 </w:document>
+</file>
+
+<file path=word/footer1.xml><?xml version="1.0" encoding="utf-8"?>
+<w:ftr xmlns:m="http://schemas.openxmlformats.org/officeDocument/2006/math" xmlns:mc="http://schemas.openxmlformats.org/markup-compatibility/2006" xmlns:mo="http://schemas.microsoft.com/office/mac/office/2008/main" xmlns:mv="urn:schemas-microsoft-com:mac:vml" xmlns:o="urn:schemas-microsoft-com:office:office" xmlns:r="http://schemas.openxmlformats.org/officeDocument/2006/relationships" xmlns:v="urn:schemas-microsoft-com:vml" xmlns:w10="urn:schemas-microsoft-com:office:word" xmlns:w14="http://schemas.microsoft.com/office/word/2010/wordml" xmlns:w="http://schemas.openxmlformats.org/wordprocessingml/2006/main" xmlns:wne="http://schemas.microsoft.com/office/word/2006/wordml" xmlns:wp14="http://schemas.microsoft.com/office/word/2010/wordprocessingDrawing" xmlns:wp="http://schemas.openxmlformats.org/drawingml/2006/wordprocessingDrawing" xmlns:wpc="http://schemas.microsoft.com/office/word/2010/wordprocessingCanvas" xmlns:wpg="http://schemas.microsoft.com/office/word/2010/wordprocessingGroup" xmlns:wpi="http://schemas.microsoft.com/office/word/2010/wordprocessingInk" xmlns:wps="http://schemas.microsoft.com/office/word/2010/wordprocessingShape" mc:Ignorable="w14 wp14">
+  <w:p>
+    <w:pPr>
+      <w:jc w:val="center"/>
+    </w:pPr>
+    <w:r>
+      <w:rPr>
+        <w:rFonts w:ascii="Arial" w:hAnsi="Arial"/>
+        <w:b w:val="0"/>
+        <w:i w:val="0"/>
+        <w:color w:val="5E6670"/>
+        <w:sz w:val="15"/>
+      </w:rPr>
+      <w:t>Harbor Crest Regional Medical Center  |  CONCURRENT STAY REVIEW  |  Confidential</w:t>
+    </w:r>
+  </w:p>
+</w:ftr>
+</file>
+
+<file path=word/footer2.xml><?xml version="1.0" encoding="utf-8"?>
+<w:ftr xmlns:m="http://schemas.openxmlformats.org/officeDocument/2006/math" xmlns:mc="http://schemas.openxmlformats.org/markup-compatibility/2006" xmlns:mo="http://schemas.microsoft.com/office/mac/office/2008/main" xmlns:mv="urn:schemas-microsoft-com:mac:vml" xmlns:o="urn:schemas-microsoft-com:office:office" xmlns:r="http://schemas.openxmlformats.org/officeDocument/2006/relationships" xmlns:v="urn:schemas-microsoft-com:vml" xmlns:w10="urn:schemas-microsoft-com:office:word" xmlns:w14="http://schemas.microsoft.com/office/word/2010/wordml" xmlns:w="http://schemas.openxmlformats.org/wordprocessingml/2006/main" xmlns:wne="http://schemas.microsoft.com/office/word/2006/wordml" xmlns:wp14="http://schemas.microsoft.com/office/word/2010/wordprocessingDrawing" xmlns:wp="http://schemas.openxmlformats.org/drawingml/2006/wordprocessingDrawing" xmlns:wpc="http://schemas.microsoft.com/office/word/2010/wordprocessingCanvas" xmlns:wpg="http://schemas.microsoft.com/office/word/2010/wordprocessingGroup" xmlns:wpi="http://schemas.microsoft.com/office/word/2010/wordprocessingInk" xmlns:wps="http://schemas.microsoft.com/office/word/2010/wordprocessingShape" mc:Ignorable="w14 wp14">
+  <w:p>
+    <w:pPr>
+      <w:jc w:val="center"/>
+    </w:pPr>
+    <w:r>
+      <w:rPr>
+        <w:rFonts w:ascii="Arial" w:hAnsi="Arial"/>
+        <w:b w:val="0"/>
+        <w:i w:val="0"/>
+        <w:color w:val="5E6670"/>
+        <w:sz w:val="15"/>
+      </w:rPr>
+      <w:t>Harbor Crest Regional Medical Center  |  CONCURRENT STAY REVIEW  |  Confidential</w:t>
+    </w:r>
+  </w:p>
+</w:ftr>
+</file>
+
+<file path=word/footer3.xml><?xml version="1.0" encoding="utf-8"?>
+<w:ftr xmlns:m="http://schemas.openxmlformats.org/officeDocument/2006/math" xmlns:mc="http://schemas.openxmlformats.org/markup-compatibility/2006" xmlns:mo="http://schemas.microsoft.com/office/mac/office/2008/main" xmlns:mv="urn:schemas-microsoft-com:mac:vml" xmlns:o="urn:schemas-microsoft-com:office:office" xmlns:r="http://schemas.openxmlformats.org/officeDocument/2006/relationships" xmlns:v="urn:schemas-microsoft-com:vml" xmlns:w10="urn:schemas-microsoft-com:office:word" xmlns:w14="http://schemas.microsoft.com/office/word/2010/wordml" xmlns:w="http://schemas.openxmlformats.org/wordprocessingml/2006/main" xmlns:wne="http://schemas.microsoft.com/office/word/2006/wordml" xmlns:wp14="http://schemas.microsoft.com/office/word/2010/wordprocessingDrawing" xmlns:wp="http://schemas.openxmlformats.org/drawingml/2006/wordprocessingDrawing" xmlns:wpc="http://schemas.microsoft.com/office/word/2010/wordprocessingCanvas" xmlns:wpg="http://schemas.microsoft.com/office/word/2010/wordprocessingGroup" xmlns:wpi="http://schemas.microsoft.com/office/word/2010/wordprocessingInk" xmlns:wps="http://schemas.microsoft.com/office/word/2010/wordprocessingShape" mc:Ignorable="w14 wp14">
+  <w:p>
+    <w:pPr>
+      <w:jc w:val="center"/>
+    </w:pPr>
+    <w:r>
+      <w:rPr>
+        <w:rFonts w:ascii="Arial" w:hAnsi="Arial"/>
+        <w:b w:val="0"/>
+        <w:i w:val="0"/>
+        <w:color w:val="5E6670"/>
+        <w:sz w:val="15"/>
+      </w:rPr>
+      <w:t>Harbor Crest Regional Medical Center  |  CONCURRENT STAY REVIEW  |  Confidential</w:t>
+    </w:r>
+  </w:p>
+</w:ftr>
+</file>
+
+<file path=word/header1.xml><?xml version="1.0" encoding="utf-8"?>
+<w:hdr xmlns:m="http://schemas.openxmlformats.org/officeDocument/2006/math" xmlns:mc="http://schemas.openxmlformats.org/markup-compatibility/2006" xmlns:mo="http://schemas.microsoft.com/office/mac/office/2008/main" xmlns:mv="urn:schemas-microsoft-com:mac:vml" xmlns:o="urn:schemas-microsoft-com:office:office" xmlns:r="http://schemas.openxmlformats.org/officeDocument/2006/relationships" xmlns:v="urn:schemas-microsoft-com:vml" xmlns:w10="urn:schemas-microsoft-com:office:word" xmlns:w14="http://schemas.microsoft.com/office/word/2010/wordml" xmlns:w="http://schemas.openxmlformats.org/wordprocessingml/2006/main" xmlns:wne="http://schemas.microsoft.com/office/word/2006/wordml" xmlns:wp14="http://schemas.microsoft.com/office/word/2010/wordprocessingDrawing" xmlns:wp="http://schemas.openxmlformats.org/drawingml/2006/wordprocessingDrawing" xmlns:wpc="http://schemas.microsoft.com/office/word/2010/wordprocessingCanvas" xmlns:wpg="http://schemas.microsoft.com/office/word/2010/wordprocessingGroup" xmlns:wpi="http://schemas.microsoft.com/office/word/2010/wordprocessingInk" xmlns:wps="http://schemas.microsoft.com/office/word/2010/wordprocessingShape" mc:Ignorable="w14 wp14">
+  <w:p>
+    <w:r>
+      <w:rPr>
+        <w:rFonts w:ascii="Arial" w:hAnsi="Arial"/>
+        <w:b w:val="0"/>
+        <w:i w:val="0"/>
+        <w:color w:val="5E6670"/>
+        <w:sz w:val="15"/>
+      </w:rPr>
+      <w:t>Ondina Vasquell  |  MRN OV-3358104</w:t>
+    </w:r>
+  </w:p>
+</w:hdr>
+</file>
+
+<file path=word/header2.xml><?xml version="1.0" encoding="utf-8"?>
+<w:hdr xmlns:m="http://schemas.openxmlformats.org/officeDocument/2006/math" xmlns:mc="http://schemas.openxmlformats.org/markup-compatibility/2006" xmlns:mo="http://schemas.microsoft.com/office/mac/office/2008/main" xmlns:mv="urn:schemas-microsoft-com:mac:vml" xmlns:o="urn:schemas-microsoft-com:office:office" xmlns:r="http://schemas.openxmlformats.org/officeDocument/2006/relationships" xmlns:v="urn:schemas-microsoft-com:vml" xmlns:w10="urn:schemas-microsoft-com:office:word" xmlns:w14="http://schemas.microsoft.com/office/word/2010/wordml" xmlns:w="http://schemas.openxmlformats.org/wordprocessingml/2006/main" xmlns:wne="http://schemas.microsoft.com/office/word/2006/wordml" xmlns:wp14="http://schemas.microsoft.com/office/word/2010/wordprocessingDrawing" xmlns:wp="http://schemas.openxmlformats.org/drawingml/2006/wordprocessingDrawing" xmlns:wpc="http://schemas.microsoft.com/office/word/2010/wordprocessingCanvas" xmlns:wpg="http://schemas.microsoft.com/office/word/2010/wordprocessingGroup" xmlns:wpi="http://schemas.microsoft.com/office/word/2010/wordprocessingInk" xmlns:wps="http://schemas.microsoft.com/office/word/2010/wordprocessingShape" mc:Ignorable="w14 wp14">
+  <w:p>
+    <w:r>
+      <w:rPr>
+        <w:rFonts w:ascii="Arial" w:hAnsi="Arial"/>
+        <w:b w:val="0"/>
+        <w:i w:val="0"/>
+        <w:color w:val="5E6670"/>
+        <w:sz w:val="15"/>
+      </w:rPr>
+      <w:t>Ondina Vasquell  |  MRN OV-3358104</w:t>
+    </w:r>
+  </w:p>
+</w:hdr>
+</file>
+
+<file path=word/header3.xml><?xml version="1.0" encoding="utf-8"?>
+<w:hdr xmlns:m="http://schemas.openxmlformats.org/officeDocument/2006/math" xmlns:mc="http://schemas.openxmlformats.org/markup-compatibility/2006" xmlns:mo="http://schemas.microsoft.com/office/mac/office/2008/main" xmlns:mv="urn:schemas-microsoft-com:mac:vml" xmlns:o="urn:schemas-microsoft-com:office:office" xmlns:r="http://schemas.openxmlformats.org/officeDocument/2006/relationships" xmlns:v="urn:schemas-microsoft-com:vml" xmlns:w10="urn:schemas-microsoft-com:office:word" xmlns:w14="http://schemas.microsoft.com/office/word/2010/wordml" xmlns:w="http://schemas.openxmlformats.org/wordprocessingml/2006/main" xmlns:wne="http://schemas.microsoft.com/office/word/2006/wordml" xmlns:wp14="http://schemas.microsoft.com/office/word/2010/wordprocessingDrawing" xmlns:wp="http://schemas.openxmlformats.org/drawingml/2006/wordprocessingDrawing" xmlns:wpc="http://schemas.microsoft.com/office/word/2010/wordprocessingCanvas" xmlns:wpg="http://schemas.microsoft.com/office/word/2010/wordprocessingGroup" xmlns:wpi="http://schemas.microsoft.com/office/word/2010/wordprocessingInk" xmlns:wps="http://schemas.microsoft.com/office/word/2010/wordprocessingShape" mc:Ignorable="w14 wp14">
+  <w:p>
+    <w:r>
+      <w:rPr>
+        <w:rFonts w:ascii="Arial" w:hAnsi="Arial"/>
+        <w:b w:val="0"/>
+        <w:i w:val="0"/>
+        <w:color w:val="5E6670"/>
+        <w:sz w:val="15"/>
+      </w:rPr>
+      <w:t>Ondina Vasquell  |  MRN OV-3358104</w:t>
+    </w:r>
+  </w:p>
+</w:hdr>
 </file>
 
 <file path=word/numbering.xml><?xml version="1.0" encoding="utf-8"?>
@@ -1247,6 +1538,10 @@
     <w:name w:val="Normal"/>
     <w:qFormat/>
     <w:rsid w:val="00FC693F"/>
+    <w:rPr>
+      <w:rFonts w:ascii="Arial" w:hAnsi="Arial"/>
+      <w:sz w:val="19"/>
+    </w:rPr>
   </w:style>
   <w:style w:type="paragraph" w:styleId="Header">
     <w:name w:val="header"/>
